--- a/pr-preview/pr-382/chapters/teaching.docx
+++ b/pr-preview/pr-382/chapters/teaching.docx
@@ -15,7 +15,7 @@
         <w:pStyle w:val="Date"/>
       </w:pPr>
       <w:r>
-        <w:t xml:space="preserve">Last modified: 2026-10-27 01:25:16 (PDT)</w:t>
+        <w:t xml:space="preserve">Last modified: 2026-10-27 03:58:50 (PDT)</w:t>
       </w:r>
     </w:p>
     <w:tbl>
@@ -441,13 +441,19 @@
         <w:t xml:space="preserve"> </w:t>
       </w:r>
       <w:r>
-        <w:t xml:space="preserve">The same holds for any list item or step inside an exercise.</w:t>
-      </w:r>
-      <w:r>
-        <w:t xml:space="preserve"> </w:t>
-      </w:r>
-      <w:r>
-        <w:t xml:space="preserve">Words such as</w:t>
+        <w:t xml:space="preserve">Split a list item or step inside an exercise the same way,</w:t>
+      </w:r>
+      <w:r>
+        <w:t xml:space="preserve"> </w:t>
+      </w:r>
+      <w:r>
+        <w:t xml:space="preserve">into separate exercises.</w:t>
+      </w:r>
+      <w:r>
+        <w:t xml:space="preserve"> </w:t>
+      </w:r>
+      <w:r>
+        <w:t xml:space="preserve">Phrases such as</w:t>
       </w:r>
       <w:r>
         <w:t xml:space="preserve"> </w:t>
@@ -465,16 +471,13 @@
         <w:t xml:space="preserve">“and also”</w:t>
       </w:r>
       <w:r>
-        <w:t xml:space="preserve"> </w:t>
-      </w:r>
-      <w:r>
-        <w:t xml:space="preserve">and</w:t>
-      </w:r>
-      <w:r>
-        <w:t xml:space="preserve"> </w:t>
-      </w:r>
-      <w:r>
-        <w:t xml:space="preserve">“, and compare”</w:t>
+        <w:t xml:space="preserve">, and</w:t>
+      </w:r>
+      <w:r>
+        <w:t xml:space="preserve"> </w:t>
+      </w:r>
+      <w:r>
+        <w:t xml:space="preserve">“and compare”</w:t>
       </w:r>
       <w:r>
         <w:t xml:space="preserve"> </w:t>
@@ -3648,13 +3651,13 @@
       </w:r>
     </w:p>
     <w:bookmarkEnd w:id="37"/>
-    <w:bookmarkStart w:id="46" w:name="present-r-results-with-modern-packages"/>
+    <w:bookmarkStart w:id="38" w:name="Xf53ecb3398b87b82ffd1a126dd02e87a65bb694"/>
     <w:p>
       <w:pPr>
         <w:pStyle w:val="Heading2"/>
       </w:pPr>
       <w:r>
-        <w:t xml:space="preserve">12 Present R results with modern packages</w:t>
+        <w:t xml:space="preserve">12 Keep each step’s code in one chunk, and put parallel chunks in a language tabset</w:t>
       </w:r>
     </w:p>
     <w:p>
@@ -3662,6 +3665,275 @@
         <w:pStyle w:val="FirstParagraph"/>
       </w:pPr>
       <w:r>
+        <w:t xml:space="preserve">This rule applies to every executed code chunk in teaching materials,</w:t>
+      </w:r>
+      <w:r>
+        <w:t xml:space="preserve"> </w:t>
+      </w:r>
+      <w:r>
+        <w:t xml:space="preserve">in every course and every teaching repository, in every language.</w:t>
+      </w:r>
+    </w:p>
+    <w:p>
+      <w:pPr>
+        <w:pStyle w:val="Compact"/>
+        <w:numPr>
+          <w:ilvl w:val="0"/>
+          <w:numId w:val="1009"/>
+        </w:numPr>
+      </w:pPr>
+      <w:r>
+        <w:t xml:space="preserve">Put parallel versions of one computation in one language tabset, never one chunk after another.</w:t>
+      </w:r>
+      <w:r>
+        <w:t xml:space="preserve"> </w:t>
+      </w:r>
+      <w:r>
+        <w:t xml:space="preserve">A reader should see one language at a time.</w:t>
+      </w:r>
+    </w:p>
+    <w:p>
+      <w:pPr>
+        <w:pStyle w:val="Compact"/>
+        <w:numPr>
+          <w:ilvl w:val="0"/>
+          <w:numId w:val="1009"/>
+        </w:numPr>
+      </w:pPr>
+      <w:r>
+        <w:t xml:space="preserve">Write one chunk for each step of the computation.</w:t>
+      </w:r>
+      <w:r>
+        <w:t xml:space="preserve"> </w:t>
+      </w:r>
+      <w:r>
+        <w:t xml:space="preserve">A figure’s code is one chunk, even when it takes ten lines.</w:t>
+      </w:r>
+    </w:p>
+    <w:p>
+      <w:pPr>
+        <w:pStyle w:val="Compact"/>
+        <w:numPr>
+          <w:ilvl w:val="0"/>
+          <w:numId w:val="1009"/>
+        </w:numPr>
+      </w:pPr>
+      <w:r>
+        <w:t xml:space="preserve">Split a chunk only for a reason that the reader can see:</w:t>
+      </w:r>
+    </w:p>
+    <w:p>
+      <w:pPr>
+        <w:pStyle w:val="Compact"/>
+        <w:numPr>
+          <w:ilvl w:val="1"/>
+          <w:numId w:val="1010"/>
+        </w:numPr>
+      </w:pPr>
+      <w:r>
+        <w:rPr>
+          <w:b/>
+          <w:bCs/>
+        </w:rPr>
+        <w:t xml:space="preserve">Own label or options</w:t>
+      </w:r>
+      <w:r>
+        <w:t xml:space="preserve">: the second part needs its own label, caption or chunk options.</w:t>
+      </w:r>
+    </w:p>
+    <w:p>
+      <w:pPr>
+        <w:pStyle w:val="Compact"/>
+        <w:numPr>
+          <w:ilvl w:val="1"/>
+          <w:numId w:val="1010"/>
+        </w:numPr>
+      </w:pPr>
+      <w:r>
+        <w:rPr>
+          <w:b/>
+          <w:bCs/>
+        </w:rPr>
+        <w:t xml:space="preserve">Separate output</w:t>
+      </w:r>
+      <w:r>
+        <w:t xml:space="preserve">: the second part shows output that the first part should not.</w:t>
+      </w:r>
+    </w:p>
+    <w:p>
+      <w:pPr>
+        <w:pStyle w:val="Compact"/>
+        <w:numPr>
+          <w:ilvl w:val="1"/>
+          <w:numId w:val="1010"/>
+        </w:numPr>
+      </w:pPr>
+      <w:r>
+        <w:rPr>
+          <w:b/>
+          <w:bCs/>
+        </w:rPr>
+        <w:t xml:space="preserve">Dependent prose</w:t>
+      </w:r>
+      <w:r>
+        <w:t xml:space="preserve">: prose between the parts needs the first part’s output.</w:t>
+      </w:r>
+    </w:p>
+    <w:p>
+      <w:pPr>
+        <w:pStyle w:val="Compact"/>
+        <w:numPr>
+          <w:ilvl w:val="0"/>
+          <w:numId w:val="1009"/>
+        </w:numPr>
+      </w:pPr>
+      <w:r>
+        <w:t xml:space="preserve">Do not split a chunk to name its parts, or to keep it short.</w:t>
+      </w:r>
+      <w:r>
+        <w:t xml:space="preserve"> </w:t>
+      </w:r>
+      <w:r>
+        <w:t xml:space="preserve">Comments name the parts</w:t>
+      </w:r>
+      <w:r>
+        <w:t xml:space="preserve"> </w:t>
+      </w:r>
+      <w:r>
+        <w:t xml:space="preserve">(see</w:t>
+      </w:r>
+      <w:r>
+        <w:t xml:space="preserve"> </w:t>
+      </w:r>
+      <w:hyperlink w:anchor="X7c0de8eaf50a5b2644eabf66f1f9b734b8a4a71">
+        <w:r>
+          <w:rPr>
+            <w:rStyle w:val="Hyperlink"/>
+          </w:rPr>
+          <w:t xml:space="preserve">Comment every code chunk to say what and why</w:t>
+        </w:r>
+      </w:hyperlink>
+      <w:r>
+        <w:t xml:space="preserve">).</w:t>
+      </w:r>
+    </w:p>
+    <w:p>
+      <w:pPr>
+        <w:pStyle w:val="Compact"/>
+        <w:numPr>
+          <w:ilvl w:val="0"/>
+          <w:numId w:val="1009"/>
+        </w:numPr>
+      </w:pPr>
+      <w:r>
+        <w:t xml:space="preserve">Give a chunk that only stores values for later code or inline code</w:t>
+      </w:r>
+      <w:r>
+        <w:t xml:space="preserve"> </w:t>
+      </w:r>
+      <w:r>
+        <w:rPr>
+          <w:rStyle w:val="VerbatimChar"/>
+        </w:rPr>
+        <w:t xml:space="preserve">#| include: false</w:t>
+      </w:r>
+      <w:r>
+        <w:t xml:space="preserve">.</w:t>
+      </w:r>
+      <w:r>
+        <w:t xml:space="preserve"> </w:t>
+      </w:r>
+      <w:r>
+        <w:t xml:space="preserve">When the chunk that computes those values is already hidden, merge the storing code into that chunk.</w:t>
+      </w:r>
+    </w:p>
+    <w:p>
+      <w:pPr>
+        <w:pStyle w:val="Compact"/>
+        <w:numPr>
+          <w:ilvl w:val="0"/>
+          <w:numId w:val="1009"/>
+        </w:numPr>
+      </w:pPr>
+      <w:r>
+        <w:t xml:space="preserve">Check for output that splits a chunk without a reason.</w:t>
+      </w:r>
+      <w:r>
+        <w:t xml:space="preserve"> </w:t>
+      </w:r>
+      <w:r>
+        <w:t xml:space="preserve">In Python, reticulate prints the value of each top-level call that returns something other than</w:t>
+      </w:r>
+      <w:r>
+        <w:t xml:space="preserve"> </w:t>
+      </w:r>
+      <w:r>
+        <w:rPr>
+          <w:rStyle w:val="VerbatimChar"/>
+        </w:rPr>
+        <w:t xml:space="preserve">None</w:t>
+      </w:r>
+      <w:r>
+        <w:t xml:space="preserve"> </w:t>
+      </w:r>
+      <w:r>
+        <w:t xml:space="preserve">and shows the chunk as one code block per printed value,</w:t>
+      </w:r>
+      <w:r>
+        <w:t xml:space="preserve"> </w:t>
+      </w:r>
+      <w:r>
+        <w:t xml:space="preserve">such as a</w:t>
+      </w:r>
+      <w:r>
+        <w:t xml:space="preserve"> </w:t>
+      </w:r>
+      <w:r>
+        <w:rPr>
+          <w:rStyle w:val="VerbatimChar"/>
+        </w:rPr>
+        <w:t xml:space="preserve">&lt;matplotlib.lines.Line2D object at 0x...&gt;</w:t>
+      </w:r>
+      <w:r>
+        <w:t xml:space="preserve"> </w:t>
+      </w:r>
+      <w:r>
+        <w:t xml:space="preserve">line after every</w:t>
+      </w:r>
+      <w:r>
+        <w:t xml:space="preserve"> </w:t>
+      </w:r>
+      <w:r>
+        <w:rPr>
+          <w:rStyle w:val="VerbatimChar"/>
+        </w:rPr>
+        <w:t xml:space="preserve">ax.plot(...)</w:t>
+      </w:r>
+      <w:r>
+        <w:t xml:space="preserve">.</w:t>
+      </w:r>
+      <w:r>
+        <w:t xml:space="preserve"> </w:t>
+      </w:r>
+      <w:r>
+        <w:t xml:space="preserve">End each such call with a semicolon, or assign its value.</w:t>
+      </w:r>
+    </w:p>
+    <w:bookmarkEnd w:id="38"/>
+    <w:bookmarkStart w:id="47" w:name="present-r-results-with-modern-packages"/>
+    <w:p>
+      <w:pPr>
+        <w:pStyle w:val="Heading2"/>
+      </w:pPr>
+      <w:r>
+        <w:t xml:space="preserve">13 Present R results with modern packages</w:t>
+      </w:r>
+    </w:p>
+    <w:p>
+      <w:pPr>
+        <w:pStyle w:val="FirstParagraph"/>
+      </w:pPr>
+      <w:r>
         <w:t xml:space="preserve">This rule applies to all R code in teaching materials,</w:t>
       </w:r>
       <w:r>
@@ -3676,7 +3948,7 @@
         <w:pStyle w:val="Compact"/>
         <w:numPr>
           <w:ilvl w:val="0"/>
-          <w:numId w:val="1009"/>
+          <w:numId w:val="1011"/>
         </w:numPr>
       </w:pPr>
       <w:r>
@@ -3721,7 +3993,7 @@
         <w:pStyle w:val="Compact"/>
         <w:numPr>
           <w:ilvl w:val="0"/>
-          <w:numId w:val="1009"/>
+          <w:numId w:val="1011"/>
         </w:numPr>
       </w:pPr>
       <w:r>
@@ -3730,7 +4002,7 @@
       <w:r>
         <w:t xml:space="preserve"> </w:t>
       </w:r>
-      <w:hyperlink r:id="rId38">
+      <w:hyperlink r:id="rId39">
         <w:r>
           <w:rPr>
             <w:rStyle w:val="Hyperlink"/>
@@ -3762,7 +4034,7 @@
       <w:r>
         <w:t xml:space="preserve"> </w:t>
       </w:r>
-      <w:hyperlink r:id="rId39">
+      <w:hyperlink r:id="rId40">
         <w:r>
           <w:rPr>
             <w:rStyle w:val="Hyperlink"/>
@@ -3827,7 +4099,7 @@
         <w:pStyle w:val="Compact"/>
         <w:numPr>
           <w:ilvl w:val="0"/>
-          <w:numId w:val="1009"/>
+          <w:numId w:val="1011"/>
         </w:numPr>
       </w:pPr>
       <w:r>
@@ -3836,7 +4108,7 @@
       <w:r>
         <w:t xml:space="preserve"> </w:t>
       </w:r>
-      <w:hyperlink r:id="rId40">
+      <w:hyperlink r:id="rId41">
         <w:r>
           <w:rPr>
             <w:rStyle w:val="Hyperlink"/>
@@ -3898,7 +4170,7 @@
         <w:pStyle w:val="Compact"/>
         <w:numPr>
           <w:ilvl w:val="0"/>
-          <w:numId w:val="1009"/>
+          <w:numId w:val="1011"/>
         </w:numPr>
       </w:pPr>
       <w:r>
@@ -3907,7 +4179,7 @@
       <w:r>
         <w:t xml:space="preserve"> </w:t>
       </w:r>
-      <w:hyperlink r:id="rId41">
+      <w:hyperlink r:id="rId42">
         <w:r>
           <w:rPr>
             <w:rStyle w:val="Hyperlink"/>
@@ -3924,7 +4196,7 @@
       <w:r>
         <w:t xml:space="preserve"> </w:t>
       </w:r>
-      <w:hyperlink r:id="rId42">
+      <w:hyperlink r:id="rId43">
         <w:r>
           <w:rPr>
             <w:rStyle w:val="Hyperlink"/>
@@ -3947,7 +4219,7 @@
       <w:r>
         <w:t xml:space="preserve"> </w:t>
       </w:r>
-      <w:hyperlink r:id="rId43">
+      <w:hyperlink r:id="rId44">
         <w:r>
           <w:rPr>
             <w:rStyle w:val="Hyperlink"/>
@@ -3979,7 +4251,7 @@
         <w:pStyle w:val="Compact"/>
         <w:numPr>
           <w:ilvl w:val="0"/>
-          <w:numId w:val="1009"/>
+          <w:numId w:val="1011"/>
         </w:numPr>
       </w:pPr>
       <w:r>
@@ -4003,7 +4275,7 @@
       <w:r>
         <w:t xml:space="preserve"> </w:t>
       </w:r>
-      <w:hyperlink r:id="rId44">
+      <w:hyperlink r:id="rId45">
         <w:r>
           <w:rPr>
             <w:rStyle w:val="Hyperlink"/>
@@ -4032,7 +4304,7 @@
         <w:pStyle w:val="Compact"/>
         <w:numPr>
           <w:ilvl w:val="0"/>
-          <w:numId w:val="1009"/>
+          <w:numId w:val="1011"/>
         </w:numPr>
       </w:pPr>
       <w:r>
@@ -4041,7 +4313,7 @@
       <w:r>
         <w:t xml:space="preserve"> </w:t>
       </w:r>
-      <w:hyperlink r:id="rId45">
+      <w:hyperlink r:id="rId46">
         <w:r>
           <w:rPr>
             <w:rStyle w:val="Hyperlink"/>
@@ -4056,14 +4328,14 @@
         <w:t xml:space="preserve">notes show the style.</w:t>
       </w:r>
     </w:p>
-    <w:bookmarkEnd w:id="46"/>
-    <w:bookmarkStart w:id="50" w:name="manipulate-data-with-dplyr-not-base-r"/>
+    <w:bookmarkEnd w:id="47"/>
+    <w:bookmarkStart w:id="51" w:name="manipulate-data-with-dplyr-not-base-r"/>
     <w:p>
       <w:pPr>
         <w:pStyle w:val="Heading2"/>
       </w:pPr>
       <w:r>
-        <w:t xml:space="preserve">13 Manipulate data with dplyr, not base R</w:t>
+        <w:t xml:space="preserve">14 Manipulate data with dplyr, not base R</w:t>
       </w:r>
     </w:p>
     <w:p>
@@ -4085,7 +4357,7 @@
         <w:pStyle w:val="Compact"/>
         <w:numPr>
           <w:ilvl w:val="0"/>
-          <w:numId w:val="1010"/>
+          <w:numId w:val="1012"/>
         </w:numPr>
       </w:pPr>
       <w:r>
@@ -4094,7 +4366,7 @@
       <w:r>
         <w:t xml:space="preserve"> </w:t>
       </w:r>
-      <w:hyperlink r:id="rId47">
+      <w:hyperlink r:id="rId48">
         <w:r>
           <w:rPr>
             <w:rStyle w:val="Hyperlink"/>
@@ -4156,7 +4428,7 @@
         <w:pStyle w:val="Compact"/>
         <w:numPr>
           <w:ilvl w:val="0"/>
-          <w:numId w:val="1010"/>
+          <w:numId w:val="1012"/>
         </w:numPr>
       </w:pPr>
       <w:r>
@@ -4207,7 +4479,7 @@
         <w:pStyle w:val="Compact"/>
         <w:numPr>
           <w:ilvl w:val="0"/>
-          <w:numId w:val="1010"/>
+          <w:numId w:val="1012"/>
         </w:numPr>
       </w:pPr>
       <w:r>
@@ -4243,7 +4515,7 @@
         <w:pStyle w:val="Compact"/>
         <w:numPr>
           <w:ilvl w:val="0"/>
-          <w:numId w:val="1010"/>
+          <w:numId w:val="1012"/>
         </w:numPr>
       </w:pPr>
       <w:r>
@@ -4252,7 +4524,7 @@
       <w:r>
         <w:t xml:space="preserve"> </w:t>
       </w:r>
-      <w:hyperlink r:id="rId48">
+      <w:hyperlink r:id="rId49">
         <w:r>
           <w:rPr>
             <w:rStyle w:val="Hyperlink"/>
@@ -4299,7 +4571,7 @@
         <w:pStyle w:val="Compact"/>
         <w:numPr>
           <w:ilvl w:val="0"/>
-          <w:numId w:val="1010"/>
+          <w:numId w:val="1012"/>
         </w:numPr>
       </w:pPr>
       <w:r>
@@ -4335,7 +4607,7 @@
         <w:pStyle w:val="Compact"/>
         <w:numPr>
           <w:ilvl w:val="0"/>
-          <w:numId w:val="1010"/>
+          <w:numId w:val="1012"/>
         </w:numPr>
       </w:pPr>
       <w:r>
@@ -4344,7 +4616,7 @@
       <w:r>
         <w:t xml:space="preserve"> </w:t>
       </w:r>
-      <w:hyperlink r:id="rId49">
+      <w:hyperlink r:id="rId50">
         <w:r>
           <w:rPr>
             <w:rStyle w:val="Hyperlink"/>
@@ -4391,7 +4663,7 @@
         <w:pStyle w:val="Compact"/>
         <w:numPr>
           <w:ilvl w:val="0"/>
-          <w:numId w:val="1010"/>
+          <w:numId w:val="1012"/>
         </w:numPr>
       </w:pPr>
       <w:r>
@@ -4415,7 +4687,7 @@
         <w:pStyle w:val="Compact"/>
         <w:numPr>
           <w:ilvl w:val="0"/>
-          <w:numId w:val="1010"/>
+          <w:numId w:val="1012"/>
         </w:numPr>
       </w:pPr>
       <w:r>
@@ -4514,7 +4786,7 @@
         <w:pStyle w:val="Compact"/>
         <w:numPr>
           <w:ilvl w:val="0"/>
-          <w:numId w:val="1010"/>
+          <w:numId w:val="1012"/>
         </w:numPr>
       </w:pPr>
       <w:r>
@@ -4533,14 +4805,14 @@
         <w:t xml:space="preserve">The rule is about selecting, filtering and building data frames.</w:t>
       </w:r>
     </w:p>
-    <w:bookmarkEnd w:id="50"/>
-    <w:bookmarkStart w:id="52" w:name="X2bc6121e3a2f39a37d8a6591d77df16bd22bd0b"/>
+    <w:bookmarkEnd w:id="51"/>
+    <w:bookmarkStart w:id="53" w:name="X2bc6121e3a2f39a37d8a6591d77df16bd22bd0b"/>
     <w:p>
       <w:pPr>
         <w:pStyle w:val="Heading2"/>
       </w:pPr>
       <w:r>
-        <w:t xml:space="preserve">14 Include code from files instead of copying it</w:t>
+        <w:t xml:space="preserve">15 Include code from files instead of copying it</w:t>
       </w:r>
     </w:p>
     <w:p>
@@ -4556,7 +4828,7 @@
         <w:pStyle w:val="Compact"/>
         <w:numPr>
           <w:ilvl w:val="0"/>
-          <w:numId w:val="1011"/>
+          <w:numId w:val="1013"/>
         </w:numPr>
       </w:pPr>
       <w:r>
@@ -4600,7 +4872,7 @@
         <w:pStyle w:val="Compact"/>
         <w:numPr>
           <w:ilvl w:val="0"/>
-          <w:numId w:val="1011"/>
+          <w:numId w:val="1013"/>
         </w:numPr>
       </w:pPr>
       <w:r>
@@ -4627,7 +4899,7 @@
       <w:r>
         <w:t xml:space="preserve"> </w:t>
       </w:r>
-      <w:hyperlink r:id="rId51">
+      <w:hyperlink r:id="rId52">
         <w:r>
           <w:rPr>
             <w:rStyle w:val="Hyperlink"/>
@@ -4713,7 +4985,7 @@
         <w:pStyle w:val="Compact"/>
         <w:numPr>
           <w:ilvl w:val="0"/>
-          <w:numId w:val="1011"/>
+          <w:numId w:val="1013"/>
         </w:numPr>
       </w:pPr>
       <w:r>
@@ -4758,7 +5030,7 @@
         <w:pStyle w:val="Compact"/>
         <w:numPr>
           <w:ilvl w:val="0"/>
-          <w:numId w:val="1011"/>
+          <w:numId w:val="1013"/>
         </w:numPr>
       </w:pPr>
       <w:r>
@@ -4804,14 +5076,14 @@
         <w:t xml:space="preserve">directory it creates.</w:t>
       </w:r>
     </w:p>
-    <w:bookmarkEnd w:id="52"/>
-    <w:bookmarkStart w:id="53" w:name="X7c0de8eaf50a5b2644eabf66f1f9b734b8a4a71"/>
+    <w:bookmarkEnd w:id="53"/>
+    <w:bookmarkStart w:id="54" w:name="X7c0de8eaf50a5b2644eabf66f1f9b734b8a4a71"/>
     <w:p>
       <w:pPr>
         <w:pStyle w:val="Heading2"/>
       </w:pPr>
       <w:r>
-        <w:t xml:space="preserve">15 Comment every code chunk to say what and why</w:t>
+        <w:t xml:space="preserve">16 Comment every code chunk to say what and why</w:t>
       </w:r>
     </w:p>
     <w:p>
@@ -4833,7 +5105,7 @@
         <w:pStyle w:val="Compact"/>
         <w:numPr>
           <w:ilvl w:val="0"/>
-          <w:numId w:val="1012"/>
+          <w:numId w:val="1014"/>
         </w:numPr>
       </w:pPr>
       <w:r>
@@ -4851,7 +5123,7 @@
         <w:pStyle w:val="Compact"/>
         <w:numPr>
           <w:ilvl w:val="0"/>
-          <w:numId w:val="1012"/>
+          <w:numId w:val="1014"/>
         </w:numPr>
       </w:pPr>
       <w:r>
@@ -4869,7 +5141,7 @@
         <w:pStyle w:val="Compact"/>
         <w:numPr>
           <w:ilvl w:val="0"/>
-          <w:numId w:val="1012"/>
+          <w:numId w:val="1014"/>
         </w:numPr>
       </w:pPr>
       <w:r>
@@ -4967,7 +5239,7 @@
         <w:pStyle w:val="Compact"/>
         <w:numPr>
           <w:ilvl w:val="0"/>
-          <w:numId w:val="1012"/>
+          <w:numId w:val="1014"/>
         </w:numPr>
       </w:pPr>
       <w:r>
@@ -4980,14 +5252,14 @@
         <w:t xml:space="preserve">such as a transformation, a modeling choice, a tuning value or a random seed.</w:t>
       </w:r>
     </w:p>
-    <w:bookmarkEnd w:id="53"/>
-    <w:bookmarkStart w:id="54" w:name="X94063c6448bea82c8f1e8d367c642bbe2eda89b"/>
+    <w:bookmarkEnd w:id="54"/>
+    <w:bookmarkStart w:id="55" w:name="X94063c6448bea82c8f1e8d367c642bbe2eda89b"/>
     <w:p>
       <w:pPr>
         <w:pStyle w:val="Heading2"/>
       </w:pPr>
       <w:r>
-        <w:t xml:space="preserve">16 Set</w:t>
+        <w:t xml:space="preserve">17 Set</w:t>
       </w:r>
       <w:r>
         <w:t xml:space="preserve"> </w:t>
@@ -5065,7 +5337,7 @@
         <w:pStyle w:val="Compact"/>
         <w:numPr>
           <w:ilvl w:val="0"/>
-          <w:numId w:val="1013"/>
+          <w:numId w:val="1015"/>
         </w:numPr>
       </w:pPr>
       <w:r>
@@ -5098,7 +5370,7 @@
         <w:pStyle w:val="Compact"/>
         <w:numPr>
           <w:ilvl w:val="0"/>
-          <w:numId w:val="1013"/>
+          <w:numId w:val="1015"/>
         </w:numPr>
       </w:pPr>
       <w:r>
@@ -5131,7 +5403,7 @@
         <w:pStyle w:val="Compact"/>
         <w:numPr>
           <w:ilvl w:val="0"/>
-          <w:numId w:val="1013"/>
+          <w:numId w:val="1015"/>
         </w:numPr>
       </w:pPr>
       <w:r>
@@ -5221,14 +5493,14 @@
         <w:t xml:space="preserve">.</w:t>
       </w:r>
     </w:p>
-    <w:bookmarkEnd w:id="54"/>
-    <w:bookmarkStart w:id="55" w:name="Xffa5a3357c8672d830c88e1e58a0ef107550647"/>
+    <w:bookmarkEnd w:id="55"/>
+    <w:bookmarkStart w:id="56" w:name="Xffa5a3357c8672d830c88e1e58a0ef107550647"/>
     <w:p>
       <w:pPr>
         <w:pStyle w:val="Heading2"/>
       </w:pPr>
       <w:r>
-        <w:t xml:space="preserve">17 Introduce every function in a programming primer</w:t>
+        <w:t xml:space="preserve">18 Introduce every function in a programming primer</w:t>
       </w:r>
     </w:p>
     <w:p>
@@ -5250,7 +5522,7 @@
         <w:pStyle w:val="Compact"/>
         <w:numPr>
           <w:ilvl w:val="0"/>
-          <w:numId w:val="1014"/>
+          <w:numId w:val="1016"/>
         </w:numPr>
       </w:pPr>
       <w:r>
@@ -5274,7 +5546,7 @@
         <w:pStyle w:val="Compact"/>
         <w:numPr>
           <w:ilvl w:val="0"/>
-          <w:numId w:val="1014"/>
+          <w:numId w:val="1016"/>
         </w:numPr>
       </w:pPr>
       <w:r>
@@ -5304,7 +5576,7 @@
         <w:pStyle w:val="Compact"/>
         <w:numPr>
           <w:ilvl w:val="0"/>
-          <w:numId w:val="1014"/>
+          <w:numId w:val="1016"/>
         </w:numPr>
       </w:pPr>
       <w:r>
@@ -5328,7 +5600,7 @@
         <w:pStyle w:val="Compact"/>
         <w:numPr>
           <w:ilvl w:val="0"/>
-          <w:numId w:val="1014"/>
+          <w:numId w:val="1016"/>
         </w:numPr>
       </w:pPr>
       <w:r>
@@ -5341,22 +5613,22 @@
         <w:t xml:space="preserve">A chapter introduces those where it defines them.</w:t>
       </w:r>
     </w:p>
-    <w:bookmarkEnd w:id="55"/>
-    <w:bookmarkStart w:id="56" w:name="make-figures-accessible"/>
+    <w:bookmarkEnd w:id="56"/>
+    <w:bookmarkStart w:id="57" w:name="make-figures-accessible"/>
     <w:p>
       <w:pPr>
         <w:pStyle w:val="Heading2"/>
       </w:pPr>
       <w:r>
-        <w:t xml:space="preserve">18 Make figures accessible</w:t>
-      </w:r>
-    </w:p>
-    <w:p>
-      <w:pPr>
-        <w:pStyle w:val="Compact"/>
-        <w:numPr>
-          <w:ilvl w:val="0"/>
-          <w:numId w:val="1015"/>
+        <w:t xml:space="preserve">19 Make figures accessible</w:t>
+      </w:r>
+    </w:p>
+    <w:p>
+      <w:pPr>
+        <w:pStyle w:val="Compact"/>
+        <w:numPr>
+          <w:ilvl w:val="0"/>
+          <w:numId w:val="1017"/>
         </w:numPr>
       </w:pPr>
       <w:r>
@@ -5383,7 +5655,7 @@
         <w:pStyle w:val="Compact"/>
         <w:numPr>
           <w:ilvl w:val="0"/>
-          <w:numId w:val="1015"/>
+          <w:numId w:val="1017"/>
         </w:numPr>
       </w:pPr>
       <w:r>
@@ -5413,7 +5685,7 @@
         <w:pStyle w:val="Compact"/>
         <w:numPr>
           <w:ilvl w:val="0"/>
-          <w:numId w:val="1015"/>
+          <w:numId w:val="1017"/>
         </w:numPr>
       </w:pPr>
       <w:r>
@@ -5452,7 +5724,7 @@
         <w:pStyle w:val="Compact"/>
         <w:numPr>
           <w:ilvl w:val="0"/>
-          <w:numId w:val="1015"/>
+          <w:numId w:val="1017"/>
         </w:numPr>
       </w:pPr>
       <w:r>
@@ -5477,22 +5749,22 @@
         <w:t xml:space="preserve">(observed when rendering lecture notes to PDF).</w:t>
       </w:r>
     </w:p>
-    <w:bookmarkEnd w:id="56"/>
-    <w:bookmarkStart w:id="58" w:name="structure-slides-for-the-reader"/>
+    <w:bookmarkEnd w:id="57"/>
+    <w:bookmarkStart w:id="59" w:name="structure-slides-for-the-reader"/>
     <w:p>
       <w:pPr>
         <w:pStyle w:val="Heading2"/>
       </w:pPr>
       <w:r>
-        <w:t xml:space="preserve">19 Structure slides for the reader</w:t>
-      </w:r>
-    </w:p>
-    <w:p>
-      <w:pPr>
-        <w:pStyle w:val="Compact"/>
-        <w:numPr>
-          <w:ilvl w:val="0"/>
-          <w:numId w:val="1016"/>
+        <w:t xml:space="preserve">20 Structure slides for the reader</w:t>
+      </w:r>
+    </w:p>
+    <w:p>
+      <w:pPr>
+        <w:pStyle w:val="Compact"/>
+        <w:numPr>
+          <w:ilvl w:val="0"/>
+          <w:numId w:val="1018"/>
         </w:numPr>
       </w:pPr>
       <w:r>
@@ -5522,7 +5794,7 @@
         <w:pStyle w:val="Compact"/>
         <w:numPr>
           <w:ilvl w:val="0"/>
-          <w:numId w:val="1016"/>
+          <w:numId w:val="1018"/>
         </w:numPr>
       </w:pPr>
       <w:r>
@@ -5537,7 +5809,7 @@
       <w:r>
         <w:t xml:space="preserve"> </w:t>
       </w:r>
-      <w:hyperlink r:id="rId57">
+      <w:hyperlink r:id="rId58">
         <w:r>
           <w:rPr>
             <w:rStyle w:val="Hyperlink"/>
@@ -5557,7 +5829,7 @@
         <w:pStyle w:val="Compact"/>
         <w:numPr>
           <w:ilvl w:val="0"/>
-          <w:numId w:val="1016"/>
+          <w:numId w:val="1018"/>
         </w:numPr>
       </w:pPr>
       <w:r>
@@ -5584,7 +5856,7 @@
         <w:pStyle w:val="Compact"/>
         <w:numPr>
           <w:ilvl w:val="0"/>
-          <w:numId w:val="1016"/>
+          <w:numId w:val="1018"/>
         </w:numPr>
       </w:pPr>
       <w:r>
@@ -5653,7 +5925,7 @@
         <w:pStyle w:val="Compact"/>
         <w:numPr>
           <w:ilvl w:val="0"/>
-          <w:numId w:val="1016"/>
+          <w:numId w:val="1018"/>
         </w:numPr>
       </w:pPr>
       <w:r>
@@ -5722,7 +5994,7 @@
         <w:pStyle w:val="Compact"/>
         <w:numPr>
           <w:ilvl w:val="0"/>
-          <w:numId w:val="1016"/>
+          <w:numId w:val="1018"/>
         </w:numPr>
       </w:pPr>
       <w:r>
@@ -5746,7 +6018,7 @@
         <w:pStyle w:val="Compact"/>
         <w:numPr>
           <w:ilvl w:val="0"/>
-          <w:numId w:val="1016"/>
+          <w:numId w:val="1018"/>
         </w:numPr>
       </w:pPr>
       <w:r>
@@ -5777,14 +6049,14 @@
         <w:t xml:space="preserve">Put a slide break after the heading and move the text onto content slides.</w:t>
       </w:r>
     </w:p>
-    <w:bookmarkEnd w:id="58"/>
-    <w:bookmarkStart w:id="60" w:name="X5f21f12cbfc4e3df5e838110af4e52db506fec1"/>
+    <w:bookmarkEnd w:id="59"/>
+    <w:bookmarkStart w:id="61" w:name="X5f21f12cbfc4e3df5e838110af4e52db506fec1"/>
     <w:p>
       <w:pPr>
         <w:pStyle w:val="Heading2"/>
       </w:pPr>
       <w:r>
-        <w:t xml:space="preserve">20 Give each concept in a note sheet its own row</w:t>
+        <w:t xml:space="preserve">21 Give each concept in a note sheet its own row</w:t>
       </w:r>
     </w:p>
     <w:p>
@@ -5832,7 +6104,7 @@
         <w:pStyle w:val="Compact"/>
         <w:numPr>
           <w:ilvl w:val="0"/>
-          <w:numId w:val="1017"/>
+          <w:numId w:val="1019"/>
         </w:numPr>
       </w:pPr>
       <w:r>
@@ -5844,7 +6116,7 @@
         <w:pStyle w:val="Compact"/>
         <w:numPr>
           <w:ilvl w:val="0"/>
-          <w:numId w:val="1017"/>
+          <w:numId w:val="1019"/>
         </w:numPr>
       </w:pPr>
       <w:r>
@@ -5862,7 +6134,7 @@
         <w:pStyle w:val="Compact"/>
         <w:numPr>
           <w:ilvl w:val="0"/>
-          <w:numId w:val="1017"/>
+          <w:numId w:val="1019"/>
         </w:numPr>
       </w:pPr>
       <w:r>
@@ -5880,7 +6152,7 @@
         <w:pStyle w:val="Compact"/>
         <w:numPr>
           <w:ilvl w:val="0"/>
-          <w:numId w:val="1017"/>
+          <w:numId w:val="1019"/>
         </w:numPr>
       </w:pPr>
       <w:r>
@@ -5921,7 +6193,7 @@
         <w:t xml:space="preserve">The same rule applies to every other reference table, such as a table of notation.</w:t>
       </w:r>
     </w:p>
-    <w:bookmarkStart w:id="59" w:name="exm-note-sheet-rows"/>
+    <w:bookmarkStart w:id="60" w:name="exm-note-sheet-rows"/>
     <w:p>
       <w:pPr>
         <w:pStyle w:val="BodyText"/>
@@ -6012,15 +6284,15 @@
         <w:t xml:space="preserve">The ✅ rows let the reader find one formula by one label.</w:t>
       </w:r>
     </w:p>
-    <w:bookmarkEnd w:id="59"/>
     <w:bookmarkEnd w:id="60"/>
-    <w:bookmarkStart w:id="61" w:name="talk-about-the-ideas-not-the-notes"/>
+    <w:bookmarkEnd w:id="61"/>
+    <w:bookmarkStart w:id="62" w:name="talk-about-the-ideas-not-the-notes"/>
     <w:p>
       <w:pPr>
         <w:pStyle w:val="Heading2"/>
       </w:pPr>
       <w:r>
-        <w:t xml:space="preserve">21 Talk about the ideas, not the notes</w:t>
+        <w:t xml:space="preserve">22 Talk about the ideas, not the notes</w:t>
       </w:r>
     </w:p>
     <w:p>
@@ -6048,7 +6320,7 @@
         <w:pStyle w:val="Compact"/>
         <w:numPr>
           <w:ilvl w:val="0"/>
-          <w:numId w:val="1018"/>
+          <w:numId w:val="1020"/>
         </w:numPr>
       </w:pPr>
       <w:r>
@@ -6090,7 +6362,7 @@
         <w:pStyle w:val="Compact"/>
         <w:numPr>
           <w:ilvl w:val="0"/>
-          <w:numId w:val="1018"/>
+          <w:numId w:val="1020"/>
         </w:numPr>
       </w:pPr>
       <w:r>
@@ -6129,7 +6401,7 @@
         <w:pStyle w:val="Compact"/>
         <w:numPr>
           <w:ilvl w:val="0"/>
-          <w:numId w:val="1018"/>
+          <w:numId w:val="1020"/>
         </w:numPr>
       </w:pPr>
       <w:r>
@@ -6186,14 +6458,14 @@
         <w:t xml:space="preserve">and it goes stale when the definition moves.</w:t>
       </w:r>
     </w:p>
-    <w:bookmarkEnd w:id="61"/>
-    <w:bookmarkStart w:id="63" w:name="write-grading-rubrics-as-checklists"/>
+    <w:bookmarkEnd w:id="62"/>
+    <w:bookmarkStart w:id="64" w:name="write-grading-rubrics-as-checklists"/>
     <w:p>
       <w:pPr>
         <w:pStyle w:val="Heading2"/>
       </w:pPr>
       <w:r>
-        <w:t xml:space="preserve">22 Write grading rubrics as checklists</w:t>
+        <w:t xml:space="preserve">23 Write grading rubrics as checklists</w:t>
       </w:r>
     </w:p>
     <w:p>
@@ -6239,7 +6511,7 @@
         <w:pStyle w:val="Compact"/>
         <w:numPr>
           <w:ilvl w:val="0"/>
-          <w:numId w:val="1019"/>
+          <w:numId w:val="1021"/>
         </w:numPr>
       </w:pPr>
       <w:r>
@@ -6257,7 +6529,7 @@
         <w:pStyle w:val="Compact"/>
         <w:numPr>
           <w:ilvl w:val="0"/>
-          <w:numId w:val="1019"/>
+          <w:numId w:val="1021"/>
         </w:numPr>
       </w:pPr>
       <w:r>
@@ -6275,7 +6547,7 @@
         <w:pStyle w:val="Compact"/>
         <w:numPr>
           <w:ilvl w:val="0"/>
-          <w:numId w:val="1019"/>
+          <w:numId w:val="1021"/>
         </w:numPr>
       </w:pPr>
       <w:r>
@@ -6302,7 +6574,7 @@
         <w:pStyle w:val="Compact"/>
         <w:numPr>
           <w:ilvl w:val="0"/>
-          <w:numId w:val="1019"/>
+          <w:numId w:val="1021"/>
         </w:numPr>
       </w:pPr>
       <w:r>
@@ -6332,7 +6604,7 @@
         <w:pStyle w:val="Compact"/>
         <w:numPr>
           <w:ilvl w:val="0"/>
-          <w:numId w:val="1019"/>
+          <w:numId w:val="1021"/>
         </w:numPr>
       </w:pPr>
       <w:r>
@@ -6350,7 +6622,7 @@
         <w:pStyle w:val="Compact"/>
         <w:numPr>
           <w:ilvl w:val="0"/>
-          <w:numId w:val="1019"/>
+          <w:numId w:val="1021"/>
         </w:numPr>
       </w:pPr>
       <w:r>
@@ -6363,7 +6635,7 @@
         <w:t xml:space="preserve">such as a single holistic judgment of a proof’s rigor.</w:t>
       </w:r>
     </w:p>
-    <w:bookmarkStart w:id="62" w:name="exm-rubric-checklist"/>
+    <w:bookmarkStart w:id="63" w:name="exm-rubric-checklist"/>
     <w:p>
       <w:pPr>
         <w:pStyle w:val="FirstParagraph"/>
@@ -6567,23 +6839,23 @@
         <w:t xml:space="preserve">and lets a script check that the points sum to the total.</w:t>
       </w:r>
     </w:p>
-    <w:bookmarkEnd w:id="62"/>
     <w:bookmarkEnd w:id="63"/>
-    <w:bookmarkStart w:id="67" w:name="Xcb579568ef754486ebde8b41ba4528bdf380eec"/>
+    <w:bookmarkEnd w:id="64"/>
+    <w:bookmarkStart w:id="68" w:name="Xcb579568ef754486ebde8b41ba4528bdf380eec"/>
     <w:p>
       <w:pPr>
         <w:pStyle w:val="Heading2"/>
       </w:pPr>
       <w:r>
-        <w:t xml:space="preserve">23 Credit other courses without summarizing them</w:t>
-      </w:r>
-    </w:p>
-    <w:p>
-      <w:pPr>
-        <w:pStyle w:val="Compact"/>
-        <w:numPr>
-          <w:ilvl w:val="0"/>
-          <w:numId w:val="1020"/>
+        <w:t xml:space="preserve">24 Credit other courses without summarizing them</w:t>
+      </w:r>
+    </w:p>
+    <w:p>
+      <w:pPr>
+        <w:pStyle w:val="Compact"/>
+        <w:numPr>
+          <w:ilvl w:val="0"/>
+          <w:numId w:val="1022"/>
         </w:numPr>
       </w:pPr>
       <w:r>
@@ -6628,7 +6900,7 @@
       <w:r>
         <w:t xml:space="preserve"> </w:t>
       </w:r>
-      <w:hyperlink r:id="rId64">
+      <w:hyperlink r:id="rId65">
         <w:r>
           <w:rPr>
             <w:rStyle w:val="Hyperlink"/>
@@ -6669,7 +6941,7 @@
         <w:pStyle w:val="Compact"/>
         <w:numPr>
           <w:ilvl w:val="0"/>
-          <w:numId w:val="1020"/>
+          <w:numId w:val="1022"/>
         </w:numPr>
       </w:pPr>
       <w:r>
@@ -6684,7 +6956,7 @@
       <w:r>
         <w:t xml:space="preserve"> </w:t>
       </w:r>
-      <w:hyperlink r:id="rId65">
+      <w:hyperlink r:id="rId66">
         <w:r>
           <w:rPr>
             <w:rStyle w:val="Hyperlink"/>
@@ -6704,7 +6976,7 @@
         <w:pStyle w:val="Compact"/>
         <w:numPr>
           <w:ilvl w:val="0"/>
-          <w:numId w:val="1020"/>
+          <w:numId w:val="1022"/>
         </w:numPr>
       </w:pPr>
       <w:r>
@@ -6713,7 +6985,7 @@
       <w:r>
         <w:t xml:space="preserve"> </w:t>
       </w:r>
-      <w:hyperlink r:id="rId66">
+      <w:hyperlink r:id="rId67">
         <w:r>
           <w:rPr>
             <w:rStyle w:val="Hyperlink"/>
@@ -6733,7 +7005,7 @@
         <w:pStyle w:val="Compact"/>
         <w:numPr>
           <w:ilvl w:val="0"/>
-          <w:numId w:val="1020"/>
+          <w:numId w:val="1022"/>
         </w:numPr>
       </w:pPr>
       <w:r>
@@ -6746,14 +7018,14 @@
         <w:t xml:space="preserve">because a bare citation key renders as the author list.</w:t>
       </w:r>
     </w:p>
-    <w:bookmarkEnd w:id="67"/>
-    <w:bookmarkStart w:id="76" w:name="rules-that-apply-to-all-writing"/>
+    <w:bookmarkEnd w:id="68"/>
+    <w:bookmarkStart w:id="77" w:name="rules-that-apply-to-all-writing"/>
     <w:p>
       <w:pPr>
         <w:pStyle w:val="Heading2"/>
       </w:pPr>
       <w:r>
-        <w:t xml:space="preserve">24 Rules that apply to all writing</w:t>
+        <w:t xml:space="preserve">25 Rules that apply to all writing</w:t>
       </w:r>
     </w:p>
     <w:p>
@@ -6769,10 +7041,10 @@
         <w:pStyle w:val="Compact"/>
         <w:numPr>
           <w:ilvl w:val="0"/>
-          <w:numId w:val="1021"/>
-        </w:numPr>
-      </w:pPr>
-      <w:hyperlink r:id="rId68">
+          <w:numId w:val="1023"/>
+        </w:numPr>
+      </w:pPr>
+      <w:hyperlink r:id="rId69">
         <w:r>
           <w:rPr>
             <w:rStyle w:val="Hyperlink"/>
@@ -6789,10 +7061,10 @@
         <w:pStyle w:val="Compact"/>
         <w:numPr>
           <w:ilvl w:val="0"/>
-          <w:numId w:val="1021"/>
-        </w:numPr>
-      </w:pPr>
-      <w:hyperlink r:id="rId69">
+          <w:numId w:val="1023"/>
+        </w:numPr>
+      </w:pPr>
+      <w:hyperlink r:id="rId70">
         <w:r>
           <w:rPr>
             <w:rStyle w:val="Hyperlink"/>
@@ -6812,10 +7084,10 @@
         <w:pStyle w:val="Compact"/>
         <w:numPr>
           <w:ilvl w:val="0"/>
-          <w:numId w:val="1021"/>
-        </w:numPr>
-      </w:pPr>
-      <w:hyperlink r:id="rId70">
+          <w:numId w:val="1023"/>
+        </w:numPr>
+      </w:pPr>
+      <w:hyperlink r:id="rId71">
         <w:r>
           <w:rPr>
             <w:rStyle w:val="Hyperlink"/>
@@ -6832,10 +7104,10 @@
         <w:pStyle w:val="Compact"/>
         <w:numPr>
           <w:ilvl w:val="0"/>
-          <w:numId w:val="1021"/>
-        </w:numPr>
-      </w:pPr>
-      <w:hyperlink r:id="rId71">
+          <w:numId w:val="1023"/>
+        </w:numPr>
+      </w:pPr>
+      <w:hyperlink r:id="rId72">
         <w:r>
           <w:rPr>
             <w:rStyle w:val="Hyperlink"/>
@@ -6855,10 +7127,10 @@
         <w:pStyle w:val="Compact"/>
         <w:numPr>
           <w:ilvl w:val="0"/>
-          <w:numId w:val="1021"/>
-        </w:numPr>
-      </w:pPr>
-      <w:hyperlink r:id="rId72">
+          <w:numId w:val="1023"/>
+        </w:numPr>
+      </w:pPr>
+      <w:hyperlink r:id="rId73">
         <w:r>
           <w:rPr>
             <w:rStyle w:val="Hyperlink"/>
@@ -6870,8 +7142,8 @@
         <w:t xml:space="preserve">.</w:t>
       </w:r>
     </w:p>
-    <w:bookmarkStart w:id="75" w:name="refs"/>
-    <w:bookmarkStart w:id="74" w:name="ref-freeman2014active"/>
+    <w:bookmarkStart w:id="76" w:name="refs"/>
+    <w:bookmarkStart w:id="75" w:name="ref-freeman2014active"/>
     <w:p>
       <w:pPr>
         <w:pStyle w:val="Bibliography"/>
@@ -6904,7 +7176,7 @@
       <w:r>
         <w:t xml:space="preserve"> </w:t>
       </w:r>
-      <w:hyperlink r:id="rId73">
+      <w:hyperlink r:id="rId74">
         <w:r>
           <w:rPr>
             <w:rStyle w:val="Hyperlink"/>
@@ -6916,9 +7188,9 @@
         <w:t xml:space="preserve">.</w:t>
       </w:r>
     </w:p>
-    <w:bookmarkEnd w:id="74"/>
     <w:bookmarkEnd w:id="75"/>
     <w:bookmarkEnd w:id="76"/>
+    <w:bookmarkEnd w:id="77"/>
     <w:sectPr>
       <w:footnotePr>
         <w:numRestart w:val="eachSect"/>
@@ -7196,6 +7468,12 @@
     <w:abstractNumId w:val="991"/>
   </w:num>
   <w:num w:numId="1021">
+    <w:abstractNumId w:val="991"/>
+  </w:num>
+  <w:num w:numId="1022">
+    <w:abstractNumId w:val="991"/>
+  </w:num>
+  <w:num w:numId="1023">
     <w:abstractNumId w:val="991"/>
   </w:num>
 </w:numbering>

--- a/pr-preview/pr-382/chapters/teaching.docx
+++ b/pr-preview/pr-382/chapters/teaching.docx
@@ -15,7 +15,7 @@
         <w:pStyle w:val="Date"/>
       </w:pPr>
       <w:r>
-        <w:t xml:space="preserve">Last modified: 2026-10-27 03:58:50 (PDT)</w:t>
+        <w:t xml:space="preserve">Last modified: 2026-10-27 20:13:17 (PDT)</w:t>
       </w:r>
     </w:p>
     <w:tbl>
